--- a/docs/Проектирование/09_Модерация_и_публикация.docx
+++ b/docs/Проектирование/09_Модерация_и_публикация.docx
@@ -1046,6 +1046,41 @@
         <w:rPr>
           <w:color w:val="2F5496"/>
         </w:rPr>
+        <w:t>Справочные материалы для модерации</w:t>
+      </w:r>
+    </w:p>
+    <w:p>
+      <w:pPr>
+        <w:pStyle w:val="ListBullet"/>
+      </w:pPr>
+      <w:r>
+        <w:t>Перечень услуг (справочник) — модератор сверяет KPI/показатели с реестром услуг.</w:t>
+      </w:r>
+    </w:p>
+    <w:p>
+      <w:pPr>
+        <w:pStyle w:val="ListBullet"/>
+      </w:pPr>
+      <w:r>
+        <w:t>Служебные/нормативные документы, загруженные в панель управления, доступны модератору при проверке.</w:t>
+      </w:r>
+    </w:p>
+    <w:p>
+      <w:pPr>
+        <w:pStyle w:val="ListBullet"/>
+      </w:pPr>
+      <w:r>
+        <w:t>Ведёт эти справочники и документы администратор/модератор в разделе «Справочники» / «Служебные документы».</w:t>
+      </w:r>
+    </w:p>
+    <w:p>
+      <w:pPr>
+        <w:pStyle w:val="Heading1"/>
+      </w:pPr>
+      <w:r>
+        <w:rPr>
+          <w:color w:val="2F5496"/>
+        </w:rPr>
         <w:t>Версионность и журнал</w:t>
       </w:r>
     </w:p>

--- a/docs/Проектирование/09_Модерация_и_публикация.docx
+++ b/docs/Проектирование/09_Модерация_и_публикация.docx
@@ -29,7 +29,7 @@
           <w:color w:val="6B7280"/>
           <w:sz w:val="18"/>
         </w:rPr>
-        <w:t>Проект «Dashbord» · универсальная BI-платформа · черновик 2026-07-11</w:t>
+        <w:t>Проект «Dashboard» (ГБУ «МФЦ ДНР») · универсальная BI-платформа · черновик 2026-07-11</w:t>
       </w:r>
     </w:p>
     <w:p/>
